--- a/assets/Manuscripts/L1715_Sim03_EAP.docx
+++ b/assets/Manuscripts/L1715_Sim03_EAP.docx
@@ -1,6 +1,6 @@
 
 <file path=word/document.xml><?xml version="1.0" encoding="utf-8"?>
-<w:document xmlns:wpc="http://schemas.microsoft.com/office/word/2010/wordprocessingCanvas" xmlns:cx="http://schemas.microsoft.com/office/drawing/2014/chartex" xmlns:cx1="http://schemas.microsoft.com/office/drawing/2015/9/8/chartex" xmlns:cx2="http://schemas.microsoft.com/office/drawing/2015/10/21/chartex" xmlns:cx3="http://schemas.microsoft.com/office/drawing/2016/5/9/chartex" xmlns:cx4="http://schemas.microsoft.com/office/drawing/2016/5/10/chartex" xmlns:cx5="http://schemas.microsoft.com/office/drawing/2016/5/11/chartex" xmlns:cx6="http://schemas.microsoft.com/office/drawing/2016/5/12/chartex" xmlns:cx7="http://schemas.microsoft.com/office/drawing/2016/5/13/chartex" xmlns:cx8="http://schemas.microsoft.com/office/drawing/2016/5/14/chartex" xmlns:mc="http://schemas.openxmlformats.org/markup-compatibility/2006" xmlns:aink="http://schemas.microsoft.com/office/drawing/2016/ink" xmlns:am3d="http://schemas.microsoft.com/office/drawing/2017/model3d" xmlns:o="urn:schemas-microsoft-com:office:office" xmlns:oel="http://schemas.microsoft.com/office/2019/extlst" xmlns:r="http://schemas.openxmlformats.org/officeDocument/2006/relationships" xmlns:m="http://schemas.openxmlformats.org/officeDocument/2006/math" xmlns:v="urn:schemas-microsoft-com:vml" xmlns:wp14="http://schemas.microsoft.com/office/word/2010/wordprocessingDrawing" xmlns:wp="http://schemas.openxmlformats.org/drawingml/2006/wordprocessingDrawing" xmlns:w10="urn:schemas-microsoft-com:office:word" xmlns:w="http://schemas.openxmlformats.org/wordprocessingml/2006/main" xmlns:w14="http://schemas.microsoft.com/office/word/2010/wordml" xmlns:w15="http://schemas.microsoft.com/office/word/2012/wordml" xmlns:w16cei="http://schemas.microsoft.com/office/word/2026/wordml/cei" xmlns:w16cex="http://schemas.microsoft.com/office/word/2018/wordml/cex" xmlns:w16cid="http://schemas.microsoft.com/office/word/2016/wordml/cid" xmlns:w16="http://schemas.microsoft.com/office/word/2018/wordml" xmlns:w16du="http://schemas.microsoft.com/office/word/2023/wordml/word16du" xmlns:w16sdtdh="http://schemas.microsoft.com/office/word/2020/wordml/sdtdatahash" xmlns:w16sdtfl="http://schemas.microsoft.com/office/word/2024/wordml/sdtformatlock" xmlns:w16se="http://schemas.microsoft.com/office/word/2015/wordml/symex" xmlns:wpg="http://schemas.microsoft.com/office/word/2010/wordprocessingGroup" xmlns:wpi="http://schemas.microsoft.com/office/word/2010/wordprocessingInk" xmlns:wne="http://schemas.microsoft.com/office/word/2006/wordml" xmlns:wps="http://schemas.microsoft.com/office/word/2010/wordprocessingShape" mc:Ignorable="w14 w15 w16se w16cid w16 w16cex w16sdtdh w16sdtfl w16du wp14">
+<w:document xmlns:wpc="http://schemas.microsoft.com/office/word/2010/wordprocessingCanvas" xmlns:cx="http://schemas.microsoft.com/office/drawing/2014/chartex" xmlns:cx1="http://schemas.microsoft.com/office/drawing/2015/9/8/chartex" xmlns:cx2="http://schemas.microsoft.com/office/drawing/2015/10/21/chartex" xmlns:cx3="http://schemas.microsoft.com/office/drawing/2016/5/9/chartex" xmlns:cx4="http://schemas.microsoft.com/office/drawing/2016/5/10/chartex" xmlns:cx5="http://schemas.microsoft.com/office/drawing/2016/5/11/chartex" xmlns:cx6="http://schemas.microsoft.com/office/drawing/2016/5/12/chartex" xmlns:cx7="http://schemas.microsoft.com/office/drawing/2016/5/13/chartex" xmlns:cx8="http://schemas.microsoft.com/office/drawing/2016/5/14/chartex" xmlns:mc="http://schemas.openxmlformats.org/markup-compatibility/2006" xmlns:aink="http://schemas.microsoft.com/office/drawing/2016/ink" xmlns:am3d="http://schemas.microsoft.com/office/drawing/2017/model3d" xmlns:o="urn:schemas-microsoft-com:office:office" xmlns:oel="http://schemas.microsoft.com/office/2019/extlst" xmlns:r="http://schemas.openxmlformats.org/officeDocument/2006/relationships" xmlns:m="http://schemas.openxmlformats.org/officeDocument/2006/math" xmlns:v="urn:schemas-microsoft-com:vml" xmlns:wp14="http://schemas.microsoft.com/office/word/2010/wordprocessingDrawing" xmlns:wp="http://schemas.openxmlformats.org/drawingml/2006/wordprocessingDrawing" xmlns:w10="urn:schemas-microsoft-com:office:word" xmlns:w="http://schemas.openxmlformats.org/wordprocessingml/2006/main" xmlns:w14="http://schemas.microsoft.com/office/word/2010/wordml" xmlns:w15="http://schemas.microsoft.com/office/word/2012/wordml" xmlns:w16cex="http://schemas.microsoft.com/office/word/2018/wordml/cex" xmlns:w16cid="http://schemas.microsoft.com/office/word/2016/wordml/cid" xmlns:w16="http://schemas.microsoft.com/office/word/2018/wordml" xmlns:w16du="http://schemas.microsoft.com/office/word/2023/wordml/word16du" xmlns:w16sdtdh="http://schemas.microsoft.com/office/word/2020/wordml/sdtdatahash" xmlns:w16sdtfl="http://schemas.microsoft.com/office/word/2024/wordml/sdtformatlock" xmlns:w16se="http://schemas.microsoft.com/office/word/2015/wordml/symex" xmlns:wpg="http://schemas.microsoft.com/office/word/2010/wordprocessingGroup" xmlns:wpi="http://schemas.microsoft.com/office/word/2010/wordprocessingInk" xmlns:wne="http://schemas.microsoft.com/office/word/2006/wordml" xmlns:wps="http://schemas.microsoft.com/office/word/2010/wordprocessingShape" mc:Ignorable="w14 w15 w16se w16cid w16 w16cex w16sdtdh w16sdtfl w16du wp14">
   <w:body>
     <w:p>
       <w:pPr>
@@ -476,39 +476,7 @@
           <w:rFonts w:ascii="Times New Roman" w:hAnsi="Times New Roman" w:cs="Times New Roman"/>
           <w:color w:val="000000"/>
         </w:rPr>
-        <w:t xml:space="preserve">the start of the class. In the past, I have assigned </w:t>
-      </w:r>
-      <w:proofErr w:type="gramStart"/>
-      <w:r>
-        <w:rPr>
-          <w:rFonts w:ascii="Times New Roman" w:hAnsi="Times New Roman" w:cs="Times New Roman"/>
-          <w:color w:val="000000"/>
-        </w:rPr>
-        <w:t>the roles</w:t>
-      </w:r>
-      <w:proofErr w:type="gramEnd"/>
-      <w:r>
-        <w:rPr>
-          <w:rFonts w:ascii="Times New Roman" w:hAnsi="Times New Roman" w:cs="Times New Roman"/>
-          <w:color w:val="000000"/>
-        </w:rPr>
-        <w:t xml:space="preserve"> when I </w:t>
-      </w:r>
-      <w:proofErr w:type="gramStart"/>
-      <w:r>
-        <w:rPr>
-          <w:rFonts w:ascii="Times New Roman" w:hAnsi="Times New Roman" w:cs="Times New Roman"/>
-          <w:color w:val="000000"/>
-        </w:rPr>
-        <w:t>assign</w:t>
-      </w:r>
-      <w:proofErr w:type="gramEnd"/>
-      <w:r>
-        <w:rPr>
-          <w:rFonts w:ascii="Times New Roman" w:hAnsi="Times New Roman" w:cs="Times New Roman"/>
-          <w:color w:val="000000"/>
-        </w:rPr>
-        <w:t xml:space="preserve"> the groups.</w:t>
+        <w:t>the start of the class. In the past, I have assigned the roles when I assign the groups.</w:t>
       </w:r>
     </w:p>
     <w:p>
@@ -571,39 +539,7 @@
           <w:color w:val="000000"/>
         </w:rPr>
         <w:lastRenderedPageBreak/>
-        <w:t xml:space="preserve">In groups of three to six, health care providers (HCPs) will review </w:t>
-      </w:r>
-      <w:proofErr w:type="gramStart"/>
-      <w:r>
-        <w:rPr>
-          <w:rFonts w:ascii="Times New Roman" w:hAnsi="Times New Roman" w:cs="Times New Roman"/>
-          <w:color w:val="000000"/>
-        </w:rPr>
-        <w:t>an EAP</w:t>
-      </w:r>
-      <w:proofErr w:type="gramEnd"/>
-      <w:r>
-        <w:rPr>
-          <w:rFonts w:ascii="Times New Roman" w:hAnsi="Times New Roman" w:cs="Times New Roman"/>
-          <w:color w:val="000000"/>
-        </w:rPr>
-        <w:t xml:space="preserve"> or create </w:t>
-      </w:r>
-      <w:proofErr w:type="gramStart"/>
-      <w:r>
-        <w:rPr>
-          <w:rFonts w:ascii="Times New Roman" w:hAnsi="Times New Roman" w:cs="Times New Roman"/>
-          <w:color w:val="000000"/>
-        </w:rPr>
-        <w:t>an EAP</w:t>
-      </w:r>
-      <w:proofErr w:type="gramEnd"/>
-      <w:r>
-        <w:rPr>
-          <w:rFonts w:ascii="Times New Roman" w:hAnsi="Times New Roman" w:cs="Times New Roman"/>
-          <w:color w:val="000000"/>
-        </w:rPr>
-        <w:t>. The EAP will address three situations: SCA, SMR with equipment removal, and life-threatening bleeding. This is intended to prepare the HCP for a future simulation or situation. Each student will be assigned a specific role and will discuss and review the EAP and conditions from that perspective. As a group, the EAP will be discussed for appropriateness, effectiveness, and clarity, and it will also be reviewed with equipment and in the actual spaces: pool, field, classroom, and stadium. Please speak to the instructor to clarify the EAP review or creation process for these situations.</w:t>
+        <w:t>In groups of three to six, health care providers (HCPs) will review an EAP or create an EAP. The EAP will address three situations: SCA, SMR with equipment removal, and life-threatening bleeding. This is intended to prepare the HCP for a future simulation or situation. Each student will be assigned a specific role and will discuss and review the EAP and conditions from that perspective. As a group, the EAP will be discussed for appropriateness, effectiveness, and clarity, and it will also be reviewed with equipment and in the actual spaces: pool, field, classroom, and stadium. Please speak to the instructor to clarify the EAP review or creation process for these situations.</w:t>
       </w:r>
     </w:p>
     <w:p>
@@ -679,23 +615,7 @@
           <w:rFonts w:ascii="Times New Roman" w:hAnsi="Times New Roman" w:cs="Times New Roman"/>
           <w:color w:val="000000"/>
         </w:rPr>
-        <w:t xml:space="preserve">HCPs should </w:t>
-      </w:r>
-      <w:proofErr w:type="gramStart"/>
-      <w:r>
-        <w:rPr>
-          <w:rFonts w:ascii="Times New Roman" w:hAnsi="Times New Roman" w:cs="Times New Roman"/>
-          <w:color w:val="000000"/>
-        </w:rPr>
-        <w:t>have beginning to</w:t>
-      </w:r>
-      <w:proofErr w:type="gramEnd"/>
-      <w:r>
-        <w:rPr>
-          <w:rFonts w:ascii="Times New Roman" w:hAnsi="Times New Roman" w:cs="Times New Roman"/>
-          <w:color w:val="000000"/>
-        </w:rPr>
-        <w:t xml:space="preserve"> advanced knowledge of EAPs, knowledge of cardiopulmonary resuscitation (CPR) (BLS certified), knowledge of life-threatening bleeding, and knowledge of SMR with equipment removal.</w:t>
+        <w:t>HCPs should have beginning to advanced knowledge of EAPs, knowledge of cardiopulmonary resuscitation (CPR) (BLS certified), knowledge of life-threatening bleeding, and knowledge of SMR with equipment removal.</w:t>
       </w:r>
     </w:p>
     <w:p>
@@ -5431,23 +5351,7 @@
           <w:rFonts w:ascii="Times New Roman" w:eastAsia="Times New Roman" w:hAnsi="Times New Roman" w:cs="Times New Roman"/>
           <w:color w:val="000000"/>
         </w:rPr>
-        <w:t xml:space="preserve">out” is used to immediately stop a simulation. As </w:t>
-      </w:r>
-      <w:proofErr w:type="gramStart"/>
-      <w:r>
-        <w:rPr>
-          <w:rFonts w:ascii="Times New Roman" w:eastAsia="Times New Roman" w:hAnsi="Times New Roman" w:cs="Times New Roman"/>
-          <w:color w:val="000000"/>
-        </w:rPr>
-        <w:t>the</w:t>
-      </w:r>
-      <w:proofErr w:type="gramEnd"/>
-      <w:r>
-        <w:rPr>
-          <w:rFonts w:ascii="Times New Roman" w:eastAsia="Times New Roman" w:hAnsi="Times New Roman" w:cs="Times New Roman"/>
-          <w:color w:val="000000"/>
-        </w:rPr>
-        <w:t xml:space="preserve"> standardized patient</w:t>
+        <w:t>out” is used to immediately stop a simulation. As the standardized patient</w:t>
       </w:r>
       <w:r>
         <w:rPr>
@@ -6234,23 +6138,7 @@
           <w:rFonts w:ascii="Times New Roman" w:eastAsia="Times New Roman" w:hAnsi="Times New Roman" w:cs="Times New Roman"/>
           <w:color w:val="000000"/>
         </w:rPr>
-        <w:t xml:space="preserve">out” is used to immediately stop a simulation. As </w:t>
-      </w:r>
-      <w:proofErr w:type="gramStart"/>
-      <w:r>
-        <w:rPr>
-          <w:rFonts w:ascii="Times New Roman" w:eastAsia="Times New Roman" w:hAnsi="Times New Roman" w:cs="Times New Roman"/>
-          <w:color w:val="000000"/>
-        </w:rPr>
-        <w:t>the</w:t>
-      </w:r>
-      <w:proofErr w:type="gramEnd"/>
-      <w:r>
-        <w:rPr>
-          <w:rFonts w:ascii="Times New Roman" w:eastAsia="Times New Roman" w:hAnsi="Times New Roman" w:cs="Times New Roman"/>
-          <w:color w:val="000000"/>
-        </w:rPr>
-        <w:t xml:space="preserve"> standardized patient</w:t>
+        <w:t>out” is used to immediately stop a simulation. As the standardized patient</w:t>
       </w:r>
       <w:r>
         <w:rPr>
@@ -6504,23 +6392,7 @@
           <w:rFonts w:ascii="Times New Roman" w:hAnsi="Times New Roman" w:cs="Times New Roman"/>
           <w:color w:val="000000"/>
         </w:rPr>
-        <w:t xml:space="preserve">You will sit in a </w:t>
-      </w:r>
-      <w:proofErr w:type="gramStart"/>
-      <w:r>
-        <w:rPr>
-          <w:rFonts w:ascii="Times New Roman" w:hAnsi="Times New Roman" w:cs="Times New Roman"/>
-          <w:color w:val="000000"/>
-        </w:rPr>
-        <w:t>location predetermined</w:t>
-      </w:r>
-      <w:proofErr w:type="gramEnd"/>
-      <w:r>
-        <w:rPr>
-          <w:rFonts w:ascii="Times New Roman" w:hAnsi="Times New Roman" w:cs="Times New Roman"/>
-          <w:color w:val="000000"/>
-        </w:rPr>
-        <w:t xml:space="preserve"> with you and the proctor.</w:t>
+        <w:t>You will sit in a location predetermined with you and the proctor.</w:t>
       </w:r>
       <w:r>
         <w:rPr>
@@ -6604,23 +6476,7 @@
           <w:rFonts w:ascii="Times New Roman" w:hAnsi="Times New Roman" w:cs="Times New Roman"/>
           <w:color w:val="000000"/>
         </w:rPr>
-        <w:t xml:space="preserve">After you are assessed for breathing and a pulse, the proctor will provide a CPR manikin when CPR </w:t>
-      </w:r>
-      <w:proofErr w:type="gramStart"/>
-      <w:r>
-        <w:rPr>
-          <w:rFonts w:ascii="Times New Roman" w:hAnsi="Times New Roman" w:cs="Times New Roman"/>
-          <w:color w:val="000000"/>
-        </w:rPr>
-        <w:t>is started</w:t>
-      </w:r>
-      <w:proofErr w:type="gramEnd"/>
-      <w:r>
-        <w:rPr>
-          <w:rFonts w:ascii="Times New Roman" w:hAnsi="Times New Roman" w:cs="Times New Roman"/>
-          <w:color w:val="000000"/>
-        </w:rPr>
-        <w:t>.</w:t>
+        <w:t>After you are assessed for breathing and a pulse, the proctor will provide a CPR manikin when CPR is started.</w:t>
       </w:r>
       <w:r>
         <w:rPr>
@@ -6878,23 +6734,7 @@
           <w:rFonts w:ascii="Times New Roman" w:eastAsia="Times New Roman" w:hAnsi="Times New Roman" w:cs="Times New Roman"/>
           <w:color w:val="000000"/>
         </w:rPr>
-        <w:t xml:space="preserve">out” is used to immediately stop a simulation. As </w:t>
-      </w:r>
-      <w:proofErr w:type="gramStart"/>
-      <w:r>
-        <w:rPr>
-          <w:rFonts w:ascii="Times New Roman" w:eastAsia="Times New Roman" w:hAnsi="Times New Roman" w:cs="Times New Roman"/>
-          <w:color w:val="000000"/>
-        </w:rPr>
-        <w:t>the</w:t>
-      </w:r>
-      <w:proofErr w:type="gramEnd"/>
-      <w:r>
-        <w:rPr>
-          <w:rFonts w:ascii="Times New Roman" w:eastAsia="Times New Roman" w:hAnsi="Times New Roman" w:cs="Times New Roman"/>
-          <w:color w:val="000000"/>
-        </w:rPr>
-        <w:t xml:space="preserve"> standardized patient</w:t>
+        <w:t>out” is used to immediately stop a simulation. As the standardized patient</w:t>
       </w:r>
       <w:r>
         <w:rPr>
@@ -7867,23 +7707,7 @@
           <w:rFonts w:ascii="Times New Roman" w:eastAsia="Times New Roman" w:hAnsi="Times New Roman" w:cs="Times New Roman"/>
           <w:color w:val="000000"/>
         </w:rPr>
-        <w:t xml:space="preserve">out” is used to immediately stop a simulation. As </w:t>
-      </w:r>
-      <w:proofErr w:type="gramStart"/>
-      <w:r>
-        <w:rPr>
-          <w:rFonts w:ascii="Times New Roman" w:eastAsia="Times New Roman" w:hAnsi="Times New Roman" w:cs="Times New Roman"/>
-          <w:color w:val="000000"/>
-        </w:rPr>
-        <w:t>the</w:t>
-      </w:r>
-      <w:proofErr w:type="gramEnd"/>
-      <w:r>
-        <w:rPr>
-          <w:rFonts w:ascii="Times New Roman" w:eastAsia="Times New Roman" w:hAnsi="Times New Roman" w:cs="Times New Roman"/>
-          <w:color w:val="000000"/>
-        </w:rPr>
-        <w:t xml:space="preserve"> standardized patient</w:t>
+        <w:t>out” is used to immediately stop a simulation. As the standardized patient</w:t>
       </w:r>
       <w:r>
         <w:rPr>
@@ -8119,17 +7943,7 @@
           <w:bCs/>
           <w:color w:val="000000"/>
         </w:rPr>
-        <w:t xml:space="preserve"> (Proctors) </w:t>
-      </w:r>
-      <w:proofErr w:type="gramStart"/>
-      <w:r>
-        <w:rPr>
-          <w:rFonts w:ascii="Times New Roman" w:eastAsia="Times New Roman" w:hAnsi="Times New Roman" w:cs="Times New Roman"/>
-          <w:b/>
-          <w:bCs/>
-          <w:color w:val="000000"/>
-        </w:rPr>
-        <w:t>buttons side</w:t>
+        <w:t xml:space="preserve"> (Proctors) buttons side</w:t>
       </w:r>
       <w:r>
         <w:rPr>
@@ -8165,17 +7979,7 @@
           <w:bCs/>
           <w:color w:val="000000"/>
         </w:rPr>
-        <w:t>side</w:t>
-      </w:r>
-      <w:proofErr w:type="gramEnd"/>
-      <w:r>
-        <w:rPr>
-          <w:rFonts w:ascii="Times New Roman" w:eastAsia="Times New Roman" w:hAnsi="Times New Roman" w:cs="Times New Roman"/>
-          <w:b/>
-          <w:bCs/>
-          <w:color w:val="000000"/>
-        </w:rPr>
-        <w:t xml:space="preserve"> online. </w:t>
+        <w:t xml:space="preserve">side online. </w:t>
       </w:r>
       <w:r>
         <w:rPr>
@@ -8371,23 +8175,7 @@
           <w:rFonts w:ascii="Times New Roman" w:hAnsi="Times New Roman" w:cs="Times New Roman"/>
           <w:color w:val="000000"/>
         </w:rPr>
-        <w:t xml:space="preserve">In advance of your arrival, </w:t>
-      </w:r>
-      <w:proofErr w:type="gramStart"/>
-      <w:r>
-        <w:rPr>
-          <w:rFonts w:ascii="Times New Roman" w:hAnsi="Times New Roman" w:cs="Times New Roman"/>
-          <w:color w:val="000000"/>
-        </w:rPr>
-        <w:t>the SP</w:t>
-      </w:r>
-      <w:proofErr w:type="gramEnd"/>
-      <w:r>
-        <w:rPr>
-          <w:rFonts w:ascii="Times New Roman" w:hAnsi="Times New Roman" w:cs="Times New Roman"/>
-          <w:color w:val="000000"/>
-        </w:rPr>
-        <w:t xml:space="preserve"> will have placed a CPR manikin and any other specified equipment in a discre</w:t>
+        <w:t>In advance of your arrival, the SP will have placed a CPR manikin and any other specified equipment in a discre</w:t>
       </w:r>
       <w:r>
         <w:rPr>
@@ -8843,23 +8631,7 @@
           <w:rFonts w:ascii="Times New Roman" w:hAnsi="Times New Roman" w:cs="Times New Roman"/>
           <w:color w:val="000000"/>
         </w:rPr>
-        <w:t xml:space="preserve">If also </w:t>
-      </w:r>
-      <w:proofErr w:type="gramStart"/>
-      <w:r>
-        <w:rPr>
-          <w:rFonts w:ascii="Times New Roman" w:hAnsi="Times New Roman" w:cs="Times New Roman"/>
-          <w:color w:val="000000"/>
-        </w:rPr>
-        <w:t>playing</w:t>
-      </w:r>
-      <w:proofErr w:type="gramEnd"/>
-      <w:r>
-        <w:rPr>
-          <w:rFonts w:ascii="Times New Roman" w:hAnsi="Times New Roman" w:cs="Times New Roman"/>
-          <w:color w:val="000000"/>
-        </w:rPr>
-        <w:t xml:space="preserve"> the role of EMS, you may </w:t>
+        <w:t xml:space="preserve">If also playing the role of EMS, you may </w:t>
       </w:r>
       <w:r>
         <w:rPr>
@@ -8936,23 +8708,7 @@
           <w:rFonts w:ascii="Times New Roman" w:hAnsi="Times New Roman" w:cs="Times New Roman"/>
           <w:color w:val="000000"/>
         </w:rPr>
-        <w:t xml:space="preserve">How many times have you </w:t>
-      </w:r>
-      <w:proofErr w:type="gramStart"/>
-      <w:r>
-        <w:rPr>
-          <w:rFonts w:ascii="Times New Roman" w:hAnsi="Times New Roman" w:cs="Times New Roman"/>
-          <w:color w:val="000000"/>
-        </w:rPr>
-        <w:t>shocked</w:t>
-      </w:r>
-      <w:proofErr w:type="gramEnd"/>
-      <w:r>
-        <w:rPr>
-          <w:rFonts w:ascii="Times New Roman" w:hAnsi="Times New Roman" w:cs="Times New Roman"/>
-          <w:color w:val="000000"/>
-        </w:rPr>
-        <w:t>?</w:t>
+        <w:t>How many times have you shocked?</w:t>
       </w:r>
     </w:p>
     <w:p>
@@ -9404,23 +9160,7 @@
           <w:rFonts w:ascii="Times New Roman" w:hAnsi="Times New Roman" w:cs="Times New Roman"/>
           <w:color w:val="000000"/>
         </w:rPr>
-        <w:t xml:space="preserve">When you enter </w:t>
-      </w:r>
-      <w:proofErr w:type="gramStart"/>
-      <w:r>
-        <w:rPr>
-          <w:rFonts w:ascii="Times New Roman" w:hAnsi="Times New Roman" w:cs="Times New Roman"/>
-          <w:color w:val="000000"/>
-        </w:rPr>
-        <w:t>the space</w:t>
-      </w:r>
-      <w:proofErr w:type="gramEnd"/>
-      <w:r>
-        <w:rPr>
-          <w:rFonts w:ascii="Times New Roman" w:hAnsi="Times New Roman" w:cs="Times New Roman"/>
-          <w:color w:val="000000"/>
-        </w:rPr>
-        <w:t>, you will see the SP lying on the pool deck.</w:t>
+        <w:t>When you enter the space, you will see the SP lying on the pool deck.</w:t>
       </w:r>
       <w:r>
         <w:rPr>
@@ -9556,21 +9296,12 @@
         <w:lastRenderedPageBreak/>
         <w:t xml:space="preserve">and pull out the bag with </w:t>
       </w:r>
-      <w:proofErr w:type="gramStart"/>
-      <w:r>
-        <w:rPr>
-          <w:rFonts w:ascii="Times New Roman" w:hAnsi="Times New Roman" w:cs="Times New Roman"/>
-          <w:color w:val="000000"/>
-        </w:rPr>
-        <w:t>the similarly</w:t>
-      </w:r>
-      <w:proofErr w:type="gramEnd"/>
-      <w:r>
-        <w:rPr>
-          <w:rFonts w:ascii="Times New Roman" w:hAnsi="Times New Roman" w:cs="Times New Roman"/>
-          <w:color w:val="000000"/>
-        </w:rPr>
-        <w:t xml:space="preserve"> dressed </w:t>
+      <w:r>
+        <w:rPr>
+          <w:rFonts w:ascii="Times New Roman" w:hAnsi="Times New Roman" w:cs="Times New Roman"/>
+          <w:color w:val="000000"/>
+        </w:rPr>
+        <w:t xml:space="preserve">the similarly dressed </w:t>
       </w:r>
       <w:r>
         <w:rPr>
@@ -10150,23 +9881,7 @@
           <w:rFonts w:ascii="Times New Roman" w:hAnsi="Times New Roman" w:cs="Times New Roman"/>
           <w:color w:val="000000"/>
         </w:rPr>
-        <w:t xml:space="preserve">If also </w:t>
-      </w:r>
-      <w:proofErr w:type="gramStart"/>
-      <w:r>
-        <w:rPr>
-          <w:rFonts w:ascii="Times New Roman" w:hAnsi="Times New Roman" w:cs="Times New Roman"/>
-          <w:color w:val="000000"/>
-        </w:rPr>
-        <w:t>playing</w:t>
-      </w:r>
-      <w:proofErr w:type="gramEnd"/>
-      <w:r>
-        <w:rPr>
-          <w:rFonts w:ascii="Times New Roman" w:hAnsi="Times New Roman" w:cs="Times New Roman"/>
-          <w:color w:val="000000"/>
-        </w:rPr>
-        <w:t xml:space="preserve"> the role of EMS, you may ask</w:t>
+        <w:t>If also playing the role of EMS, you may ask</w:t>
       </w:r>
       <w:r>
         <w:rPr>
@@ -10236,23 +9951,7 @@
           <w:rFonts w:ascii="Times New Roman" w:hAnsi="Times New Roman" w:cs="Times New Roman"/>
           <w:color w:val="000000"/>
         </w:rPr>
-        <w:t xml:space="preserve">How many times have you </w:t>
-      </w:r>
-      <w:proofErr w:type="gramStart"/>
-      <w:r>
-        <w:rPr>
-          <w:rFonts w:ascii="Times New Roman" w:hAnsi="Times New Roman" w:cs="Times New Roman"/>
-          <w:color w:val="000000"/>
-        </w:rPr>
-        <w:t>shocked</w:t>
-      </w:r>
-      <w:proofErr w:type="gramEnd"/>
-      <w:r>
-        <w:rPr>
-          <w:rFonts w:ascii="Times New Roman" w:hAnsi="Times New Roman" w:cs="Times New Roman"/>
-          <w:color w:val="000000"/>
-        </w:rPr>
-        <w:t>?</w:t>
+        <w:t>How many times have you shocked?</w:t>
       </w:r>
     </w:p>
     <w:p>
@@ -10956,23 +10655,7 @@
           <w:color w:val="000000"/>
         </w:rPr>
         <w:lastRenderedPageBreak/>
-        <w:t xml:space="preserve">noticed the commotion and </w:t>
-      </w:r>
-      <w:proofErr w:type="gramStart"/>
-      <w:r>
-        <w:rPr>
-          <w:rFonts w:ascii="Times New Roman" w:hAnsi="Times New Roman" w:cs="Times New Roman"/>
-          <w:color w:val="000000"/>
-        </w:rPr>
-        <w:t>sent</w:t>
-      </w:r>
-      <w:proofErr w:type="gramEnd"/>
-      <w:r>
-        <w:rPr>
-          <w:rFonts w:ascii="Times New Roman" w:hAnsi="Times New Roman" w:cs="Times New Roman"/>
-          <w:color w:val="000000"/>
-        </w:rPr>
-        <w:t xml:space="preserve"> someone to ask if they want </w:t>
+        <w:t xml:space="preserve">noticed the commotion and sent someone to ask if they want </w:t>
       </w:r>
       <w:r>
         <w:rPr>
@@ -11144,23 +10827,7 @@
           <w:rFonts w:ascii="Times New Roman" w:hAnsi="Times New Roman" w:cs="Times New Roman"/>
           <w:color w:val="000000"/>
         </w:rPr>
-        <w:t xml:space="preserve">If also </w:t>
-      </w:r>
-      <w:proofErr w:type="gramStart"/>
-      <w:r>
-        <w:rPr>
-          <w:rFonts w:ascii="Times New Roman" w:hAnsi="Times New Roman" w:cs="Times New Roman"/>
-          <w:color w:val="000000"/>
-        </w:rPr>
-        <w:t>playing</w:t>
-      </w:r>
-      <w:proofErr w:type="gramEnd"/>
-      <w:r>
-        <w:rPr>
-          <w:rFonts w:ascii="Times New Roman" w:hAnsi="Times New Roman" w:cs="Times New Roman"/>
-          <w:color w:val="000000"/>
-        </w:rPr>
-        <w:t xml:space="preserve"> the role of EMS, you may ask</w:t>
+        <w:t>If also playing the role of EMS, you may ask</w:t>
       </w:r>
       <w:r>
         <w:rPr>
@@ -11223,23 +10890,7 @@
           <w:rFonts w:ascii="Times New Roman" w:hAnsi="Times New Roman" w:cs="Times New Roman"/>
           <w:color w:val="000000"/>
         </w:rPr>
-        <w:t xml:space="preserve">How many times have you </w:t>
-      </w:r>
-      <w:proofErr w:type="gramStart"/>
-      <w:r>
-        <w:rPr>
-          <w:rFonts w:ascii="Times New Roman" w:hAnsi="Times New Roman" w:cs="Times New Roman"/>
-          <w:color w:val="000000"/>
-        </w:rPr>
-        <w:t>shocked</w:t>
-      </w:r>
-      <w:proofErr w:type="gramEnd"/>
-      <w:r>
-        <w:rPr>
-          <w:rFonts w:ascii="Times New Roman" w:hAnsi="Times New Roman" w:cs="Times New Roman"/>
-          <w:color w:val="000000"/>
-        </w:rPr>
-        <w:t>?</w:t>
+        <w:t>How many times have you shocked?</w:t>
       </w:r>
     </w:p>
     <w:p>
@@ -11316,15 +10967,7 @@
           <w:rFonts w:ascii="Times New Roman" w:hAnsi="Times New Roman" w:cs="Times New Roman"/>
           <w:color w:val="000000"/>
         </w:rPr>
-        <w:t xml:space="preserve">Does anyone know the patient’s past </w:t>
-      </w:r>
-      <w:proofErr w:type="gramStart"/>
-      <w:r>
-        <w:rPr>
-          <w:rFonts w:ascii="Times New Roman" w:hAnsi="Times New Roman" w:cs="Times New Roman"/>
-          <w:color w:val="000000"/>
-        </w:rPr>
-        <w:t>history</w:t>
+        <w:t>Does anyone know the patient’s past history</w:t>
       </w:r>
       <w:r>
         <w:rPr>
@@ -11338,15 +10981,7 @@
           <w:rFonts w:ascii="Times New Roman" w:hAnsi="Times New Roman" w:cs="Times New Roman"/>
           <w:color w:val="000000"/>
         </w:rPr>
-        <w:t xml:space="preserve"> or</w:t>
-      </w:r>
-      <w:proofErr w:type="gramEnd"/>
-      <w:r>
-        <w:rPr>
-          <w:rFonts w:ascii="Times New Roman" w:hAnsi="Times New Roman" w:cs="Times New Roman"/>
-          <w:color w:val="000000"/>
-        </w:rPr>
-        <w:t xml:space="preserve"> medical history</w:t>
+        <w:t xml:space="preserve"> or medical history</w:t>
       </w:r>
       <w:r>
         <w:rPr>
@@ -12552,23 +12187,7 @@
           <w:rFonts w:ascii="Times New Roman" w:hAnsi="Times New Roman" w:cs="Times New Roman"/>
           <w:color w:val="000000"/>
         </w:rPr>
-        <w:t xml:space="preserve">If also </w:t>
-      </w:r>
-      <w:proofErr w:type="gramStart"/>
-      <w:r>
-        <w:rPr>
-          <w:rFonts w:ascii="Times New Roman" w:hAnsi="Times New Roman" w:cs="Times New Roman"/>
-          <w:color w:val="000000"/>
-        </w:rPr>
-        <w:t>playing</w:t>
-      </w:r>
-      <w:proofErr w:type="gramEnd"/>
-      <w:r>
-        <w:rPr>
-          <w:rFonts w:ascii="Times New Roman" w:hAnsi="Times New Roman" w:cs="Times New Roman"/>
-          <w:color w:val="000000"/>
-        </w:rPr>
-        <w:t xml:space="preserve"> the role of EMS, you may ask</w:t>
+        <w:t>If also playing the role of EMS, you may ask</w:t>
       </w:r>
       <w:r>
         <w:rPr>
@@ -12631,23 +12250,7 @@
           <w:rFonts w:ascii="Times New Roman" w:hAnsi="Times New Roman" w:cs="Times New Roman"/>
           <w:color w:val="000000"/>
         </w:rPr>
-        <w:t xml:space="preserve">How many times have you </w:t>
-      </w:r>
-      <w:proofErr w:type="gramStart"/>
-      <w:r>
-        <w:rPr>
-          <w:rFonts w:ascii="Times New Roman" w:hAnsi="Times New Roman" w:cs="Times New Roman"/>
-          <w:color w:val="000000"/>
-        </w:rPr>
-        <w:t>shocked</w:t>
-      </w:r>
-      <w:proofErr w:type="gramEnd"/>
-      <w:r>
-        <w:rPr>
-          <w:rFonts w:ascii="Times New Roman" w:hAnsi="Times New Roman" w:cs="Times New Roman"/>
-          <w:color w:val="000000"/>
-        </w:rPr>
-        <w:t>?</w:t>
+        <w:t>How many times have you shocked?</w:t>
       </w:r>
     </w:p>
     <w:p>
@@ -13352,23 +12955,7 @@
           <w:rFonts w:ascii="Times New Roman" w:hAnsi="Times New Roman" w:cs="Times New Roman"/>
           <w:color w:val="000000"/>
         </w:rPr>
-        <w:t xml:space="preserve">How many times have you </w:t>
-      </w:r>
-      <w:proofErr w:type="gramStart"/>
-      <w:r>
-        <w:rPr>
-          <w:rFonts w:ascii="Times New Roman" w:hAnsi="Times New Roman" w:cs="Times New Roman"/>
-          <w:color w:val="000000"/>
-        </w:rPr>
-        <w:t>shocked</w:t>
-      </w:r>
-      <w:proofErr w:type="gramEnd"/>
-      <w:r>
-        <w:rPr>
-          <w:rFonts w:ascii="Times New Roman" w:hAnsi="Times New Roman" w:cs="Times New Roman"/>
-          <w:color w:val="000000"/>
-        </w:rPr>
-        <w:t>?</w:t>
+        <w:t>How many times have you shocked?</w:t>
       </w:r>
     </w:p>
     <w:p>
@@ -14460,23 +14047,7 @@
           <w:rFonts w:ascii="Times New Roman" w:eastAsia="Times New Roman" w:hAnsi="Times New Roman" w:cs="Times New Roman"/>
           <w:color w:val="000000"/>
         </w:rPr>
-        <w:t xml:space="preserve">, and make comments on the EAP situations you were assigned. Please wear the provided nametags to identify your role during our discussions: Head AT, assistant AT, intern, coach, AT student, administration, AT. A mentor is assigned to each group who will listen and assist with your discussion. They will try to guide you and ask questions that allow you to make the best decision about </w:t>
-      </w:r>
-      <w:proofErr w:type="gramStart"/>
-      <w:r>
-        <w:rPr>
-          <w:rFonts w:ascii="Times New Roman" w:eastAsia="Times New Roman" w:hAnsi="Times New Roman" w:cs="Times New Roman"/>
-          <w:color w:val="000000"/>
-        </w:rPr>
-        <w:t>the EAP</w:t>
-      </w:r>
-      <w:proofErr w:type="gramEnd"/>
-      <w:r>
-        <w:rPr>
-          <w:rFonts w:ascii="Times New Roman" w:eastAsia="Times New Roman" w:hAnsi="Times New Roman" w:cs="Times New Roman"/>
-          <w:color w:val="000000"/>
-        </w:rPr>
-        <w:t>. They will not give you answers. Please be sure to not only view and discuss the EAP from your role as a future AT but also from the role you have been assigned. When the mentor is ready, they will take you to your location to specifically discuss how the EAP will work there.</w:t>
+        <w:t>, and make comments on the EAP situations you were assigned. Please wear the provided nametags to identify your role during our discussions: Head AT, assistant AT, intern, coach, AT student, administration, AT. A mentor is assigned to each group who will listen and assist with your discussion. They will try to guide you and ask questions that allow you to make the best decision about the EAP. They will not give you answers. Please be sure to not only view and discuss the EAP from your role as a future AT but also from the role you have been assigned. When the mentor is ready, they will take you to your location to specifically discuss how the EAP will work there.</w:t>
       </w:r>
     </w:p>
     <w:p>
@@ -15913,23 +15484,7 @@
           <w:rFonts w:ascii="Times New Roman" w:hAnsi="Times New Roman" w:cs="Times New Roman"/>
           <w:color w:val="000000"/>
         </w:rPr>
-        <w:t xml:space="preserve">s this covered in </w:t>
-      </w:r>
-      <w:proofErr w:type="gramStart"/>
-      <w:r>
-        <w:rPr>
-          <w:rFonts w:ascii="Times New Roman" w:hAnsi="Times New Roman" w:cs="Times New Roman"/>
-          <w:color w:val="000000"/>
-        </w:rPr>
-        <w:t>the EAP</w:t>
-      </w:r>
-      <w:proofErr w:type="gramEnd"/>
-      <w:r>
-        <w:rPr>
-          <w:rFonts w:ascii="Times New Roman" w:hAnsi="Times New Roman" w:cs="Times New Roman"/>
-          <w:color w:val="000000"/>
-        </w:rPr>
-        <w:t xml:space="preserve">? Since this simulation is a surprise for the students and they are providing emergency care to </w:t>
+        <w:t xml:space="preserve">s this covered in the EAP? Since this simulation is a surprise for the students and they are providing emergency care to </w:t>
       </w:r>
       <w:r>
         <w:rPr>
@@ -16074,25 +15629,7 @@
           <w:b/>
           <w:color w:val="000000"/>
         </w:rPr>
-        <w:t xml:space="preserve"> Activities will be in the Instructor version only. It is intended that students </w:t>
-      </w:r>
-      <w:proofErr w:type="gramStart"/>
-      <w:r>
-        <w:rPr>
-          <w:rFonts w:ascii="Times New Roman" w:hAnsi="Times New Roman" w:cs="Times New Roman"/>
-          <w:b/>
-          <w:color w:val="000000"/>
-        </w:rPr>
-        <w:t>not see</w:t>
-      </w:r>
-      <w:proofErr w:type="gramEnd"/>
-      <w:r>
-        <w:rPr>
-          <w:rFonts w:ascii="Times New Roman" w:hAnsi="Times New Roman" w:cs="Times New Roman"/>
-          <w:b/>
-          <w:color w:val="000000"/>
-        </w:rPr>
-        <w:t xml:space="preserve"> these before doing the simulation. </w:t>
+        <w:t xml:space="preserve"> Activities will be in the Instructor version only. It is intended that students not see these before doing the simulation. </w:t>
       </w:r>
       <w:r>
         <w:rPr>
@@ -18019,6 +17556,44 @@
           <w:color w:val="000000"/>
         </w:rPr>
       </w:pPr>
+      <w:r>
+        <w:rPr>
+          <w:rFonts w:ascii="Times New Roman" w:eastAsia="Times New Roman" w:hAnsi="Times New Roman" w:cs="Times New Roman"/>
+          <w:b/>
+          <w:bCs/>
+          <w:color w:val="000000"/>
+        </w:rPr>
+        <w:t>\</w:t>
+      </w:r>
+      <w:proofErr w:type="spellStart"/>
+      <w:r>
+        <w:rPr>
+          <w:rFonts w:ascii="Times New Roman" w:eastAsia="Times New Roman" w:hAnsi="Times New Roman" w:cs="Times New Roman"/>
+          <w:b/>
+          <w:bCs/>
+          <w:color w:val="000000"/>
+        </w:rPr>
+        <w:t>qqEND</w:t>
+      </w:r>
+      <w:proofErr w:type="spellEnd"/>
+      <w:r>
+        <w:rPr>
+          <w:rFonts w:ascii="Times New Roman" w:eastAsia="Times New Roman" w:hAnsi="Times New Roman" w:cs="Times New Roman"/>
+          <w:b/>
+          <w:bCs/>
+          <w:color w:val="000000"/>
+        </w:rPr>
+        <w:t xml:space="preserve"> downloadable content\</w:t>
+      </w:r>
+    </w:p>
+    <w:p>
+      <w:pPr>
+        <w:spacing w:line="480" w:lineRule="auto"/>
+        <w:rPr>
+          <w:rFonts w:ascii="Times New Roman" w:hAnsi="Times New Roman" w:cs="Times New Roman"/>
+          <w:color w:val="000000"/>
+        </w:rPr>
+      </w:pPr>
     </w:p>
     <w:p>
       <w:pPr>
@@ -18338,17 +17913,29 @@
           <w:rFonts w:ascii="Times New Roman" w:hAnsi="Times New Roman" w:cs="Times New Roman"/>
           <w:color w:val="000000"/>
         </w:rPr>
-        <w:t xml:space="preserve">Why does EMS stop CPR </w:t>
-      </w:r>
-      <w:proofErr w:type="gramStart"/>
-      <w:r>
-        <w:rPr>
-          <w:rFonts w:ascii="Times New Roman" w:hAnsi="Times New Roman" w:cs="Times New Roman"/>
-          <w:color w:val="000000"/>
-        </w:rPr>
-        <w:t>to check</w:t>
-      </w:r>
-      <w:proofErr w:type="gramEnd"/>
+        <w:t xml:space="preserve">Why does EMS stop CPR to check a pulse and breathing? </w:t>
+      </w:r>
+      <w:r>
+        <w:rPr>
+          <w:rFonts w:ascii="Times New Roman" w:hAnsi="Times New Roman" w:cs="Times New Roman"/>
+          <w:color w:val="000000"/>
+        </w:rPr>
+        <w:t xml:space="preserve">There are </w:t>
+      </w:r>
+      <w:r>
+        <w:rPr>
+          <w:rFonts w:ascii="Times New Roman" w:hAnsi="Times New Roman" w:cs="Times New Roman"/>
+          <w:color w:val="000000"/>
+        </w:rPr>
+        <w:t>two</w:t>
+      </w:r>
+      <w:r>
+        <w:rPr>
+          <w:rFonts w:ascii="Times New Roman" w:hAnsi="Times New Roman" w:cs="Times New Roman"/>
+          <w:color w:val="000000"/>
+        </w:rPr>
+        <w:t xml:space="preserve"> reasons for this.</w:t>
+      </w:r>
       <w:r>
         <w:rPr>
           <w:rFonts w:ascii="Times New Roman" w:hAnsi="Times New Roman" w:cs="Times New Roman"/>
@@ -18356,42 +17943,12 @@
         </w:rPr>
         <w:t xml:space="preserve"> </w:t>
       </w:r>
-      <w:proofErr w:type="gramStart"/>
-      <w:r>
-        <w:rPr>
-          <w:rFonts w:ascii="Times New Roman" w:hAnsi="Times New Roman" w:cs="Times New Roman"/>
-          <w:color w:val="000000"/>
-        </w:rPr>
-        <w:t>a pulse</w:t>
-      </w:r>
-      <w:proofErr w:type="gramEnd"/>
-      <w:r>
-        <w:rPr>
-          <w:rFonts w:ascii="Times New Roman" w:hAnsi="Times New Roman" w:cs="Times New Roman"/>
-          <w:color w:val="000000"/>
-        </w:rPr>
-        <w:t xml:space="preserve"> and breathing? </w:t>
-      </w:r>
-      <w:r>
-        <w:rPr>
-          <w:rFonts w:ascii="Times New Roman" w:hAnsi="Times New Roman" w:cs="Times New Roman"/>
-          <w:color w:val="000000"/>
-        </w:rPr>
-        <w:t xml:space="preserve">There are </w:t>
-      </w:r>
-      <w:r>
-        <w:rPr>
-          <w:rFonts w:ascii="Times New Roman" w:hAnsi="Times New Roman" w:cs="Times New Roman"/>
-          <w:color w:val="000000"/>
-        </w:rPr>
-        <w:t>two</w:t>
-      </w:r>
-      <w:r>
-        <w:rPr>
-          <w:rFonts w:ascii="Times New Roman" w:hAnsi="Times New Roman" w:cs="Times New Roman"/>
-          <w:color w:val="000000"/>
-        </w:rPr>
-        <w:t xml:space="preserve"> reasons for this.</w:t>
+      <w:r>
+        <w:rPr>
+          <w:rFonts w:ascii="Times New Roman" w:hAnsi="Times New Roman" w:cs="Times New Roman"/>
+          <w:color w:val="000000"/>
+        </w:rPr>
+        <w:t>It is actually quite difficult to find a pulse on someone who is near dead (or dead).</w:t>
       </w:r>
       <w:r>
         <w:rPr>
@@ -18405,20 +17962,6 @@
           <w:rFonts w:ascii="Times New Roman" w:hAnsi="Times New Roman" w:cs="Times New Roman"/>
           <w:color w:val="000000"/>
         </w:rPr>
-        <w:t>It is actually quite difficult to find a pulse on someone who is near dead (or dead).</w:t>
-      </w:r>
-      <w:r>
-        <w:rPr>
-          <w:rFonts w:ascii="Times New Roman" w:hAnsi="Times New Roman" w:cs="Times New Roman"/>
-          <w:color w:val="000000"/>
-        </w:rPr>
-        <w:t xml:space="preserve"> </w:t>
-      </w:r>
-      <w:r>
-        <w:rPr>
-          <w:rFonts w:ascii="Times New Roman" w:hAnsi="Times New Roman" w:cs="Times New Roman"/>
-          <w:color w:val="000000"/>
-        </w:rPr>
         <w:t>The EMS provider should feel for a pulse while CPR is o</w:t>
       </w:r>
       <w:r>
@@ -18433,23 +17976,7 @@
           <w:rFonts w:ascii="Times New Roman" w:hAnsi="Times New Roman" w:cs="Times New Roman"/>
           <w:color w:val="000000"/>
         </w:rPr>
-        <w:t xml:space="preserve">urring (because you can feel it) and then ask </w:t>
-      </w:r>
-      <w:proofErr w:type="gramStart"/>
-      <w:r>
-        <w:rPr>
-          <w:rFonts w:ascii="Times New Roman" w:hAnsi="Times New Roman" w:cs="Times New Roman"/>
-          <w:color w:val="000000"/>
-        </w:rPr>
-        <w:t>the HCP</w:t>
-      </w:r>
-      <w:proofErr w:type="gramEnd"/>
-      <w:r>
-        <w:rPr>
-          <w:rFonts w:ascii="Times New Roman" w:hAnsi="Times New Roman" w:cs="Times New Roman"/>
-          <w:color w:val="000000"/>
-        </w:rPr>
-        <w:t xml:space="preserve"> to stop and notice it disappear. Second, just like any transfer of care, the new provider should ensure they understand and verify the patient’s condition.</w:t>
+        <w:t>urring (because you can feel it) and then ask the HCP to stop and notice it disappear. Second, just like any transfer of care, the new provider should ensure they understand and verify the patient’s condition.</w:t>
       </w:r>
     </w:p>
     <w:p>
@@ -20521,15 +20048,7 @@
           <w:rFonts w:ascii="Times New Roman" w:hAnsi="Times New Roman" w:cs="Times New Roman"/>
           <w:color w:val="000000"/>
         </w:rPr>
-        <w:t xml:space="preserve">and justify that decision based on their review of </w:t>
-      </w:r>
-      <w:proofErr w:type="gramStart"/>
-      <w:r>
-        <w:rPr>
-          <w:rFonts w:ascii="Times New Roman" w:hAnsi="Times New Roman" w:cs="Times New Roman"/>
-          <w:color w:val="000000"/>
-        </w:rPr>
-        <w:t xml:space="preserve">the </w:t>
+        <w:t xml:space="preserve">and justify that decision based on their review of the </w:t>
       </w:r>
       <w:r>
         <w:rPr>
@@ -20545,7 +20064,6 @@
         </w:rPr>
         <w:t>ature</w:t>
       </w:r>
-      <w:proofErr w:type="gramEnd"/>
       <w:r>
         <w:rPr>
           <w:rFonts w:ascii="Times New Roman" w:hAnsi="Times New Roman" w:cs="Times New Roman"/>
@@ -21344,6 +20862,15 @@
         </w:rPr>
         <w:t xml:space="preserve"> downloadable content\</w:t>
       </w:r>
+    </w:p>
+    <w:p>
+      <w:pPr>
+        <w:spacing w:line="480" w:lineRule="auto"/>
+        <w:rPr>
+          <w:rFonts w:ascii="Times New Roman" w:hAnsi="Times New Roman" w:cs="Times New Roman"/>
+          <w:color w:val="000000"/>
+        </w:rPr>
+      </w:pPr>
     </w:p>
     <w:sectPr>
       <w:pgSz w:w="12240" w:h="15840"/>
@@ -21356,7 +20883,7 @@
 </file>
 
 <file path=word/endnotes.xml><?xml version="1.0" encoding="utf-8"?>
-<w:endnotes xmlns:wpc="http://schemas.microsoft.com/office/word/2010/wordprocessingCanvas" xmlns:cx="http://schemas.microsoft.com/office/drawing/2014/chartex" xmlns:cx1="http://schemas.microsoft.com/office/drawing/2015/9/8/chartex" xmlns:cx2="http://schemas.microsoft.com/office/drawing/2015/10/21/chartex" xmlns:cx3="http://schemas.microsoft.com/office/drawing/2016/5/9/chartex" xmlns:cx4="http://schemas.microsoft.com/office/drawing/2016/5/10/chartex" xmlns:cx5="http://schemas.microsoft.com/office/drawing/2016/5/11/chartex" xmlns:cx6="http://schemas.microsoft.com/office/drawing/2016/5/12/chartex" xmlns:cx7="http://schemas.microsoft.com/office/drawing/2016/5/13/chartex" xmlns:cx8="http://schemas.microsoft.com/office/drawing/2016/5/14/chartex" xmlns:mc="http://schemas.openxmlformats.org/markup-compatibility/2006" xmlns:aink="http://schemas.microsoft.com/office/drawing/2016/ink" xmlns:am3d="http://schemas.microsoft.com/office/drawing/2017/model3d" xmlns:o="urn:schemas-microsoft-com:office:office" xmlns:oel="http://schemas.microsoft.com/office/2019/extlst" xmlns:r="http://schemas.openxmlformats.org/officeDocument/2006/relationships" xmlns:m="http://schemas.openxmlformats.org/officeDocument/2006/math" xmlns:v="urn:schemas-microsoft-com:vml" xmlns:wp14="http://schemas.microsoft.com/office/word/2010/wordprocessingDrawing" xmlns:wp="http://schemas.openxmlformats.org/drawingml/2006/wordprocessingDrawing" xmlns:w10="urn:schemas-microsoft-com:office:word" xmlns:w="http://schemas.openxmlformats.org/wordprocessingml/2006/main" xmlns:w14="http://schemas.microsoft.com/office/word/2010/wordml" xmlns:w15="http://schemas.microsoft.com/office/word/2012/wordml" xmlns:w16cei="http://schemas.microsoft.com/office/word/2026/wordml/cei" xmlns:w16cex="http://schemas.microsoft.com/office/word/2018/wordml/cex" xmlns:w16cid="http://schemas.microsoft.com/office/word/2016/wordml/cid" xmlns:w16="http://schemas.microsoft.com/office/word/2018/wordml" xmlns:w16du="http://schemas.microsoft.com/office/word/2023/wordml/word16du" xmlns:w16sdtdh="http://schemas.microsoft.com/office/word/2020/wordml/sdtdatahash" xmlns:w16sdtfl="http://schemas.microsoft.com/office/word/2024/wordml/sdtformatlock" xmlns:w16se="http://schemas.microsoft.com/office/word/2015/wordml/symex" xmlns:wpg="http://schemas.microsoft.com/office/word/2010/wordprocessingGroup" xmlns:wpi="http://schemas.microsoft.com/office/word/2010/wordprocessingInk" xmlns:wne="http://schemas.microsoft.com/office/word/2006/wordml" xmlns:wps="http://schemas.microsoft.com/office/word/2010/wordprocessingShape" mc:Ignorable="w14 w15 w16se w16cid w16 w16cex w16sdtdh w16sdtfl w16du wp14">
+<w:endnotes xmlns:wpc="http://schemas.microsoft.com/office/word/2010/wordprocessingCanvas" xmlns:cx="http://schemas.microsoft.com/office/drawing/2014/chartex" xmlns:cx1="http://schemas.microsoft.com/office/drawing/2015/9/8/chartex" xmlns:cx2="http://schemas.microsoft.com/office/drawing/2015/10/21/chartex" xmlns:cx3="http://schemas.microsoft.com/office/drawing/2016/5/9/chartex" xmlns:cx4="http://schemas.microsoft.com/office/drawing/2016/5/10/chartex" xmlns:cx5="http://schemas.microsoft.com/office/drawing/2016/5/11/chartex" xmlns:cx6="http://schemas.microsoft.com/office/drawing/2016/5/12/chartex" xmlns:cx7="http://schemas.microsoft.com/office/drawing/2016/5/13/chartex" xmlns:cx8="http://schemas.microsoft.com/office/drawing/2016/5/14/chartex" xmlns:mc="http://schemas.openxmlformats.org/markup-compatibility/2006" xmlns:aink="http://schemas.microsoft.com/office/drawing/2016/ink" xmlns:am3d="http://schemas.microsoft.com/office/drawing/2017/model3d" xmlns:o="urn:schemas-microsoft-com:office:office" xmlns:oel="http://schemas.microsoft.com/office/2019/extlst" xmlns:r="http://schemas.openxmlformats.org/officeDocument/2006/relationships" xmlns:m="http://schemas.openxmlformats.org/officeDocument/2006/math" xmlns:v="urn:schemas-microsoft-com:vml" xmlns:wp14="http://schemas.microsoft.com/office/word/2010/wordprocessingDrawing" xmlns:wp="http://schemas.openxmlformats.org/drawingml/2006/wordprocessingDrawing" xmlns:w10="urn:schemas-microsoft-com:office:word" xmlns:w="http://schemas.openxmlformats.org/wordprocessingml/2006/main" xmlns:w14="http://schemas.microsoft.com/office/word/2010/wordml" xmlns:w15="http://schemas.microsoft.com/office/word/2012/wordml" xmlns:w16cex="http://schemas.microsoft.com/office/word/2018/wordml/cex" xmlns:w16cid="http://schemas.microsoft.com/office/word/2016/wordml/cid" xmlns:w16="http://schemas.microsoft.com/office/word/2018/wordml" xmlns:w16du="http://schemas.microsoft.com/office/word/2023/wordml/word16du" xmlns:w16sdtdh="http://schemas.microsoft.com/office/word/2020/wordml/sdtdatahash" xmlns:w16sdtfl="http://schemas.microsoft.com/office/word/2024/wordml/sdtformatlock" xmlns:w16se="http://schemas.microsoft.com/office/word/2015/wordml/symex" xmlns:wpg="http://schemas.microsoft.com/office/word/2010/wordprocessingGroup" xmlns:wpi="http://schemas.microsoft.com/office/word/2010/wordprocessingInk" xmlns:wne="http://schemas.microsoft.com/office/word/2006/wordml" xmlns:wps="http://schemas.microsoft.com/office/word/2010/wordprocessingShape" mc:Ignorable="w14 w15 w16se w16cid w16 w16cex w16sdtdh w16sdtfl w16du wp14">
   <w:endnote w:type="separator" w:id="-1">
     <w:p>
       <w:r>
@@ -21375,7 +20902,7 @@
 </file>
 
 <file path=word/footnotes.xml><?xml version="1.0" encoding="utf-8"?>
-<w:footnotes xmlns:wpc="http://schemas.microsoft.com/office/word/2010/wordprocessingCanvas" xmlns:cx="http://schemas.microsoft.com/office/drawing/2014/chartex" xmlns:cx1="http://schemas.microsoft.com/office/drawing/2015/9/8/chartex" xmlns:cx2="http://schemas.microsoft.com/office/drawing/2015/10/21/chartex" xmlns:cx3="http://schemas.microsoft.com/office/drawing/2016/5/9/chartex" xmlns:cx4="http://schemas.microsoft.com/office/drawing/2016/5/10/chartex" xmlns:cx5="http://schemas.microsoft.com/office/drawing/2016/5/11/chartex" xmlns:cx6="http://schemas.microsoft.com/office/drawing/2016/5/12/chartex" xmlns:cx7="http://schemas.microsoft.com/office/drawing/2016/5/13/chartex" xmlns:cx8="http://schemas.microsoft.com/office/drawing/2016/5/14/chartex" xmlns:mc="http://schemas.openxmlformats.org/markup-compatibility/2006" xmlns:aink="http://schemas.microsoft.com/office/drawing/2016/ink" xmlns:am3d="http://schemas.microsoft.com/office/drawing/2017/model3d" xmlns:o="urn:schemas-microsoft-com:office:office" xmlns:oel="http://schemas.microsoft.com/office/2019/extlst" xmlns:r="http://schemas.openxmlformats.org/officeDocument/2006/relationships" xmlns:m="http://schemas.openxmlformats.org/officeDocument/2006/math" xmlns:v="urn:schemas-microsoft-com:vml" xmlns:wp14="http://schemas.microsoft.com/office/word/2010/wordprocessingDrawing" xmlns:wp="http://schemas.openxmlformats.org/drawingml/2006/wordprocessingDrawing" xmlns:w10="urn:schemas-microsoft-com:office:word" xmlns:w="http://schemas.openxmlformats.org/wordprocessingml/2006/main" xmlns:w14="http://schemas.microsoft.com/office/word/2010/wordml" xmlns:w15="http://schemas.microsoft.com/office/word/2012/wordml" xmlns:w16cei="http://schemas.microsoft.com/office/word/2026/wordml/cei" xmlns:w16cex="http://schemas.microsoft.com/office/word/2018/wordml/cex" xmlns:w16cid="http://schemas.microsoft.com/office/word/2016/wordml/cid" xmlns:w16="http://schemas.microsoft.com/office/word/2018/wordml" xmlns:w16du="http://schemas.microsoft.com/office/word/2023/wordml/word16du" xmlns:w16sdtdh="http://schemas.microsoft.com/office/word/2020/wordml/sdtdatahash" xmlns:w16sdtfl="http://schemas.microsoft.com/office/word/2024/wordml/sdtformatlock" xmlns:w16se="http://schemas.microsoft.com/office/word/2015/wordml/symex" xmlns:wpg="http://schemas.microsoft.com/office/word/2010/wordprocessingGroup" xmlns:wpi="http://schemas.microsoft.com/office/word/2010/wordprocessingInk" xmlns:wne="http://schemas.microsoft.com/office/word/2006/wordml" xmlns:wps="http://schemas.microsoft.com/office/word/2010/wordprocessingShape" mc:Ignorable="w14 w15 w16se w16cid w16 w16cex w16sdtdh w16sdtfl w16du wp14">
+<w:footnotes xmlns:wpc="http://schemas.microsoft.com/office/word/2010/wordprocessingCanvas" xmlns:cx="http://schemas.microsoft.com/office/drawing/2014/chartex" xmlns:cx1="http://schemas.microsoft.com/office/drawing/2015/9/8/chartex" xmlns:cx2="http://schemas.microsoft.com/office/drawing/2015/10/21/chartex" xmlns:cx3="http://schemas.microsoft.com/office/drawing/2016/5/9/chartex" xmlns:cx4="http://schemas.microsoft.com/office/drawing/2016/5/10/chartex" xmlns:cx5="http://schemas.microsoft.com/office/drawing/2016/5/11/chartex" xmlns:cx6="http://schemas.microsoft.com/office/drawing/2016/5/12/chartex" xmlns:cx7="http://schemas.microsoft.com/office/drawing/2016/5/13/chartex" xmlns:cx8="http://schemas.microsoft.com/office/drawing/2016/5/14/chartex" xmlns:mc="http://schemas.openxmlformats.org/markup-compatibility/2006" xmlns:aink="http://schemas.microsoft.com/office/drawing/2016/ink" xmlns:am3d="http://schemas.microsoft.com/office/drawing/2017/model3d" xmlns:o="urn:schemas-microsoft-com:office:office" xmlns:oel="http://schemas.microsoft.com/office/2019/extlst" xmlns:r="http://schemas.openxmlformats.org/officeDocument/2006/relationships" xmlns:m="http://schemas.openxmlformats.org/officeDocument/2006/math" xmlns:v="urn:schemas-microsoft-com:vml" xmlns:wp14="http://schemas.microsoft.com/office/word/2010/wordprocessingDrawing" xmlns:wp="http://schemas.openxmlformats.org/drawingml/2006/wordprocessingDrawing" xmlns:w10="urn:schemas-microsoft-com:office:word" xmlns:w="http://schemas.openxmlformats.org/wordprocessingml/2006/main" xmlns:w14="http://schemas.microsoft.com/office/word/2010/wordml" xmlns:w15="http://schemas.microsoft.com/office/word/2012/wordml" xmlns:w16cex="http://schemas.microsoft.com/office/word/2018/wordml/cex" xmlns:w16cid="http://schemas.microsoft.com/office/word/2016/wordml/cid" xmlns:w16="http://schemas.microsoft.com/office/word/2018/wordml" xmlns:w16du="http://schemas.microsoft.com/office/word/2023/wordml/word16du" xmlns:w16sdtdh="http://schemas.microsoft.com/office/word/2020/wordml/sdtdatahash" xmlns:w16sdtfl="http://schemas.microsoft.com/office/word/2024/wordml/sdtformatlock" xmlns:w16se="http://schemas.microsoft.com/office/word/2015/wordml/symex" xmlns:wpg="http://schemas.microsoft.com/office/word/2010/wordprocessingGroup" xmlns:wpi="http://schemas.microsoft.com/office/word/2010/wordprocessingInk" xmlns:wne="http://schemas.microsoft.com/office/word/2006/wordml" xmlns:wps="http://schemas.microsoft.com/office/word/2010/wordprocessingShape" mc:Ignorable="w14 w15 w16se w16cid w16 w16cex w16sdtdh w16sdtfl w16du wp14">
   <w:footnote w:type="separator" w:id="-1">
     <w:p>
       <w:r>
@@ -21394,7 +20921,7 @@
 </file>
 
 <file path=word/numbering.xml><?xml version="1.0" encoding="utf-8"?>
-<w:numbering xmlns:wpc="http://schemas.microsoft.com/office/word/2010/wordprocessingCanvas" xmlns:cx="http://schemas.microsoft.com/office/drawing/2014/chartex" xmlns:cx1="http://schemas.microsoft.com/office/drawing/2015/9/8/chartex" xmlns:cx2="http://schemas.microsoft.com/office/drawing/2015/10/21/chartex" xmlns:cx3="http://schemas.microsoft.com/office/drawing/2016/5/9/chartex" xmlns:cx4="http://schemas.microsoft.com/office/drawing/2016/5/10/chartex" xmlns:cx5="http://schemas.microsoft.com/office/drawing/2016/5/11/chartex" xmlns:cx6="http://schemas.microsoft.com/office/drawing/2016/5/12/chartex" xmlns:cx7="http://schemas.microsoft.com/office/drawing/2016/5/13/chartex" xmlns:cx8="http://schemas.microsoft.com/office/drawing/2016/5/14/chartex" xmlns:mc="http://schemas.openxmlformats.org/markup-compatibility/2006" xmlns:aink="http://schemas.microsoft.com/office/drawing/2016/ink" xmlns:am3d="http://schemas.microsoft.com/office/drawing/2017/model3d" xmlns:o="urn:schemas-microsoft-com:office:office" xmlns:oel="http://schemas.microsoft.com/office/2019/extlst" xmlns:r="http://schemas.openxmlformats.org/officeDocument/2006/relationships" xmlns:m="http://schemas.openxmlformats.org/officeDocument/2006/math" xmlns:v="urn:schemas-microsoft-com:vml" xmlns:wp14="http://schemas.microsoft.com/office/word/2010/wordprocessingDrawing" xmlns:wp="http://schemas.openxmlformats.org/drawingml/2006/wordprocessingDrawing" xmlns:w10="urn:schemas-microsoft-com:office:word" xmlns:w="http://schemas.openxmlformats.org/wordprocessingml/2006/main" xmlns:w14="http://schemas.microsoft.com/office/word/2010/wordml" xmlns:w15="http://schemas.microsoft.com/office/word/2012/wordml" xmlns:w16cei="http://schemas.microsoft.com/office/word/2026/wordml/cei" xmlns:w16cex="http://schemas.microsoft.com/office/word/2018/wordml/cex" xmlns:w16cid="http://schemas.microsoft.com/office/word/2016/wordml/cid" xmlns:w16="http://schemas.microsoft.com/office/word/2018/wordml" xmlns:w16du="http://schemas.microsoft.com/office/word/2023/wordml/word16du" xmlns:w16sdtdh="http://schemas.microsoft.com/office/word/2020/wordml/sdtdatahash" xmlns:w16sdtfl="http://schemas.microsoft.com/office/word/2024/wordml/sdtformatlock" xmlns:w16se="http://schemas.microsoft.com/office/word/2015/wordml/symex" xmlns:wpg="http://schemas.microsoft.com/office/word/2010/wordprocessingGroup" xmlns:wpi="http://schemas.microsoft.com/office/word/2010/wordprocessingInk" xmlns:wne="http://schemas.microsoft.com/office/word/2006/wordml" xmlns:wps="http://schemas.microsoft.com/office/word/2010/wordprocessingShape" mc:Ignorable="w14 w15 w16se w16cid w16 w16cex w16sdtdh w16sdtfl w16du wp14">
+<w:numbering xmlns:wpc="http://schemas.microsoft.com/office/word/2010/wordprocessingCanvas" xmlns:cx="http://schemas.microsoft.com/office/drawing/2014/chartex" xmlns:cx1="http://schemas.microsoft.com/office/drawing/2015/9/8/chartex" xmlns:cx2="http://schemas.microsoft.com/office/drawing/2015/10/21/chartex" xmlns:cx3="http://schemas.microsoft.com/office/drawing/2016/5/9/chartex" xmlns:cx4="http://schemas.microsoft.com/office/drawing/2016/5/10/chartex" xmlns:cx5="http://schemas.microsoft.com/office/drawing/2016/5/11/chartex" xmlns:cx6="http://schemas.microsoft.com/office/drawing/2016/5/12/chartex" xmlns:cx7="http://schemas.microsoft.com/office/drawing/2016/5/13/chartex" xmlns:cx8="http://schemas.microsoft.com/office/drawing/2016/5/14/chartex" xmlns:mc="http://schemas.openxmlformats.org/markup-compatibility/2006" xmlns:aink="http://schemas.microsoft.com/office/drawing/2016/ink" xmlns:am3d="http://schemas.microsoft.com/office/drawing/2017/model3d" xmlns:o="urn:schemas-microsoft-com:office:office" xmlns:oel="http://schemas.microsoft.com/office/2019/extlst" xmlns:r="http://schemas.openxmlformats.org/officeDocument/2006/relationships" xmlns:m="http://schemas.openxmlformats.org/officeDocument/2006/math" xmlns:v="urn:schemas-microsoft-com:vml" xmlns:wp14="http://schemas.microsoft.com/office/word/2010/wordprocessingDrawing" xmlns:wp="http://schemas.openxmlformats.org/drawingml/2006/wordprocessingDrawing" xmlns:w10="urn:schemas-microsoft-com:office:word" xmlns:w="http://schemas.openxmlformats.org/wordprocessingml/2006/main" xmlns:w14="http://schemas.microsoft.com/office/word/2010/wordml" xmlns:w15="http://schemas.microsoft.com/office/word/2012/wordml" xmlns:w16cex="http://schemas.microsoft.com/office/word/2018/wordml/cex" xmlns:w16cid="http://schemas.microsoft.com/office/word/2016/wordml/cid" xmlns:w16="http://schemas.microsoft.com/office/word/2018/wordml" xmlns:w16du="http://schemas.microsoft.com/office/word/2023/wordml/word16du" xmlns:w16sdtdh="http://schemas.microsoft.com/office/word/2020/wordml/sdtdatahash" xmlns:w16sdtfl="http://schemas.microsoft.com/office/word/2024/wordml/sdtformatlock" xmlns:w16se="http://schemas.microsoft.com/office/word/2015/wordml/symex" xmlns:wpg="http://schemas.microsoft.com/office/word/2010/wordprocessingGroup" xmlns:wpi="http://schemas.microsoft.com/office/word/2010/wordprocessingInk" xmlns:wne="http://schemas.microsoft.com/office/word/2006/wordml" xmlns:wps="http://schemas.microsoft.com/office/word/2010/wordprocessingShape" mc:Ignorable="w14 w15 w16se w16cid w16 w16cex w16sdtdh w16sdtfl w16du wp14">
   <w:abstractNum w:abstractNumId="0" w15:restartNumberingAfterBreak="0">
     <w:nsid w:val="84FD7F91"/>
     <w:multiLevelType w:val="hybridMultilevel"/>
